--- a/VCS Task.docx
+++ b/VCS Task.docx
@@ -4,43 +4,36 @@
   <w:body>
     <w:p>
       <w:pPr>
-        <w:numPr>
-          <w:ilvl w:val="0"/>
-          <w:numId w:val="1"/>
-        </w:numPr>
+        <w:rPr>
+          <w:b/>
+          <w:bCs/>
+        </w:rPr>
+      </w:pPr>
+    </w:p>
+    <w:p>
+      <w:pPr>
+        <w:rPr>
+          <w:b/>
+          <w:bCs/>
+        </w:rPr>
       </w:pPr>
       <w:r>
         <w:rPr>
           <w:b/>
           <w:bCs/>
         </w:rPr>
-        <w:t>Create</w:t>
+        <w:t>1. Establish a New Directory</w:t>
       </w:r>
       <w:r>
         <w:rPr>
           <w:b/>
           <w:bCs/>
         </w:rPr>
-        <w:t>d</w:t>
-      </w:r>
-      <w:r>
-        <w:rPr>
-          <w:b/>
-          <w:bCs/>
-        </w:rPr>
-        <w:t xml:space="preserve"> a new directory locally</w:t>
-      </w:r>
-    </w:p>
-    <w:p>
-      <w:pPr>
-        <w:ind w:left="720"/>
-      </w:pPr>
-      <w:r>
         <w:drawing>
-          <wp:inline distT="0" distB="0" distL="0" distR="0" wp14:anchorId="40B85B72" wp14:editId="7B98FF00">
-            <wp:extent cx="3753043" cy="1371670"/>
-            <wp:effectExtent l="0" t="0" r="0" b="0"/>
-            <wp:docPr id="985355207" name="Picture 1"/>
+          <wp:inline distT="0" distB="0" distL="0" distR="0" wp14:anchorId="630AB5D0" wp14:editId="03741FBD">
+            <wp:extent cx="5731510" cy="631190"/>
+            <wp:effectExtent l="0" t="0" r="2540" b="0"/>
+            <wp:docPr id="1700903721" name="Picture 1"/>
             <wp:cNvGraphicFramePr>
               <a:graphicFrameLocks xmlns:a="http://schemas.openxmlformats.org/drawingml/2006/main" noChangeAspect="1"/>
             </wp:cNvGraphicFramePr>
@@ -48,7 +41,7 @@
               <a:graphicData uri="http://schemas.openxmlformats.org/drawingml/2006/picture">
                 <pic:pic xmlns:pic="http://schemas.openxmlformats.org/drawingml/2006/picture">
                   <pic:nvPicPr>
-                    <pic:cNvPr id="985355207" name=""/>
+                    <pic:cNvPr id="1700903721" name=""/>
                     <pic:cNvPicPr/>
                   </pic:nvPicPr>
                   <pic:blipFill>
@@ -60,7 +53,7 @@
                   <pic:spPr>
                     <a:xfrm>
                       <a:off x="0" y="0"/>
-                      <a:ext cx="3753043" cy="1371670"/>
+                      <a:ext cx="5731510" cy="631190"/>
                     </a:xfrm>
                     <a:prstGeom prst="rect">
                       <a:avLst/>
@@ -75,22 +68,32 @@
     </w:p>
     <w:p>
       <w:pPr>
-        <w:ind w:left="720"/>
+        <w:rPr>
+          <w:b/>
+          <w:bCs/>
+        </w:rPr>
       </w:pPr>
       <w:r>
-        <w:t>Populated with script file</w:t>
+        <w:rPr>
+          <w:b/>
+          <w:bCs/>
+        </w:rPr>
+        <w:t>2. Populate with Script Files</w:t>
       </w:r>
     </w:p>
     <w:p>
       <w:pPr>
-        <w:ind w:left="720"/>
+        <w:rPr>
+          <w:b/>
+          <w:bCs/>
+        </w:rPr>
       </w:pPr>
       <w:r>
         <w:drawing>
-          <wp:inline distT="0" distB="0" distL="0" distR="0" wp14:anchorId="3863FB10" wp14:editId="6EA3638F">
-            <wp:extent cx="4172164" cy="800141"/>
+          <wp:inline distT="0" distB="0" distL="0" distR="0" wp14:anchorId="125F20BC" wp14:editId="6677999F">
+            <wp:extent cx="3740342" cy="482625"/>
             <wp:effectExtent l="0" t="0" r="0" b="0"/>
-            <wp:docPr id="1227663464" name="Picture 1"/>
+            <wp:docPr id="1315667832" name="Picture 1"/>
             <wp:cNvGraphicFramePr>
               <a:graphicFrameLocks xmlns:a="http://schemas.openxmlformats.org/drawingml/2006/main" noChangeAspect="1"/>
             </wp:cNvGraphicFramePr>
@@ -98,7 +101,7 @@
               <a:graphicData uri="http://schemas.openxmlformats.org/drawingml/2006/picture">
                 <pic:pic xmlns:pic="http://schemas.openxmlformats.org/drawingml/2006/picture">
                   <pic:nvPicPr>
-                    <pic:cNvPr id="1227663464" name=""/>
+                    <pic:cNvPr id="1315667832" name=""/>
                     <pic:cNvPicPr/>
                   </pic:nvPicPr>
                   <pic:blipFill>
@@ -110,7 +113,7 @@
                   <pic:spPr>
                     <a:xfrm>
                       <a:off x="0" y="0"/>
-                      <a:ext cx="4172164" cy="800141"/>
+                      <a:ext cx="3740342" cy="482625"/>
                     </a:xfrm>
                     <a:prstGeom prst="rect">
                       <a:avLst/>
@@ -125,27 +128,79 @@
     </w:p>
     <w:p>
       <w:pPr>
-        <w:ind w:left="720"/>
-      </w:pPr>
-    </w:p>
-    <w:p>
-      <w:pPr>
-        <w:ind w:left="720"/>
+        <w:rPr>
+          <w:b/>
+          <w:bCs/>
+        </w:rPr>
       </w:pPr>
       <w:r>
-        <w:t>Empty repository</w:t>
+        <w:rPr>
+          <w:b/>
+          <w:bCs/>
+        </w:rPr>
+        <w:t>3. Initiate an Empty Repository on GitHub</w:t>
       </w:r>
     </w:p>
     <w:p>
       <w:pPr>
-        <w:ind w:left="720"/>
+        <w:numPr>
+          <w:ilvl w:val="0"/>
+          <w:numId w:val="3"/>
+        </w:numPr>
+      </w:pPr>
+      <w:r>
+        <w:t>Log in to GitHub.</w:t>
+      </w:r>
+    </w:p>
+    <w:p>
+      <w:pPr>
+        <w:numPr>
+          <w:ilvl w:val="0"/>
+          <w:numId w:val="3"/>
+        </w:numPr>
+      </w:pPr>
+      <w:r>
+        <w:t xml:space="preserve">Click </w:t>
+      </w:r>
+      <w:r>
+        <w:rPr>
+          <w:b/>
+          <w:bCs/>
+        </w:rPr>
+        <w:t>New Repository</w:t>
+      </w:r>
+      <w:r>
+        <w:t xml:space="preserve"> → Name: my-project.</w:t>
+      </w:r>
+    </w:p>
+    <w:p>
+      <w:pPr>
+        <w:rPr>
+          <w:b/>
+          <w:bCs/>
+        </w:rPr>
+      </w:pPr>
+      <w:r>
+        <w:rPr>
+          <w:b/>
+          <w:bCs/>
+        </w:rPr>
+        <w:t>4. Convert Local Directory into Git Repository</w:t>
+      </w:r>
+    </w:p>
+    <w:p>
+      <w:pPr>
+        <w:rPr>
+          <w:b/>
+          <w:bCs/>
+        </w:rPr>
       </w:pPr>
       <w:r>
         <w:drawing>
-          <wp:inline distT="0" distB="0" distL="0" distR="0" wp14:anchorId="4977BA57" wp14:editId="11346E1B">
-            <wp:extent cx="3067208" cy="552478"/>
+          <wp:inline distT="0" distB="0" distL="0" distR="0" wp14:anchorId="60E6347B" wp14:editId="7A783702">
+            <wp:extent cx="2686188" cy="1244664"/>
             <wp:effectExtent l="0" t="0" r="0" b="0"/>
-            <wp:docPr id="819857663" name="Picture 1"/>
+            <wp:docPr id="393678586" name="Picture 1"/>
             <wp:cNvGraphicFramePr>
               <a:graphicFrameLocks xmlns:a="http://schemas.openxmlformats.org/drawingml/2006/main" noChangeAspect="1"/>
             </wp:cNvGraphicFramePr>
@@ -153,7 +208,7 @@
               <a:graphicData uri="http://schemas.openxmlformats.org/drawingml/2006/picture">
                 <pic:pic xmlns:pic="http://schemas.openxmlformats.org/drawingml/2006/picture">
                   <pic:nvPicPr>
-                    <pic:cNvPr id="819857663" name=""/>
+                    <pic:cNvPr id="393678586" name=""/>
                     <pic:cNvPicPr/>
                   </pic:nvPicPr>
                   <pic:blipFill>
@@ -165,7 +220,7 @@
                   <pic:spPr>
                     <a:xfrm>
                       <a:off x="0" y="0"/>
-                      <a:ext cx="3067208" cy="552478"/>
+                      <a:ext cx="2686188" cy="1244664"/>
                     </a:xfrm>
                     <a:prstGeom prst="rect">
                       <a:avLst/>
@@ -180,14 +235,32 @@
     </w:p>
     <w:p>
       <w:pPr>
-        <w:ind w:left="720"/>
+        <w:rPr>
+          <w:b/>
+          <w:bCs/>
+        </w:rPr>
+      </w:pPr>
+      <w:r>
+        <w:rPr>
+          <w:b/>
+          <w:bCs/>
+        </w:rPr>
+        <w:t>5. Link Local Repo to GitHub</w:t>
+      </w:r>
+    </w:p>
+    <w:p>
+      <w:pPr>
+        <w:rPr>
+          <w:b/>
+          <w:bCs/>
+        </w:rPr>
       </w:pPr>
       <w:r>
         <w:drawing>
-          <wp:inline distT="0" distB="0" distL="0" distR="0" wp14:anchorId="6EAA99FD" wp14:editId="21E281BD">
-            <wp:extent cx="4407126" cy="844593"/>
+          <wp:inline distT="0" distB="0" distL="0" distR="0" wp14:anchorId="4F9EE52D" wp14:editId="1DCACBE3">
+            <wp:extent cx="5073911" cy="997001"/>
             <wp:effectExtent l="0" t="0" r="0" b="0"/>
-            <wp:docPr id="2135443093" name="Picture 1"/>
+            <wp:docPr id="509485768" name="Picture 1"/>
             <wp:cNvGraphicFramePr>
               <a:graphicFrameLocks xmlns:a="http://schemas.openxmlformats.org/drawingml/2006/main" noChangeAspect="1"/>
             </wp:cNvGraphicFramePr>
@@ -195,7 +268,7 @@
               <a:graphicData uri="http://schemas.openxmlformats.org/drawingml/2006/picture">
                 <pic:pic xmlns:pic="http://schemas.openxmlformats.org/drawingml/2006/picture">
                   <pic:nvPicPr>
-                    <pic:cNvPr id="2135443093" name=""/>
+                    <pic:cNvPr id="509485768" name=""/>
                     <pic:cNvPicPr/>
                   </pic:nvPicPr>
                   <pic:blipFill>
@@ -207,7 +280,7 @@
                   <pic:spPr>
                     <a:xfrm>
                       <a:off x="0" y="0"/>
-                      <a:ext cx="4407126" cy="844593"/>
+                      <a:ext cx="5073911" cy="997001"/>
                     </a:xfrm>
                     <a:prstGeom prst="rect">
                       <a:avLst/>
@@ -222,14 +295,32 @@
     </w:p>
     <w:p>
       <w:pPr>
-        <w:ind w:left="720"/>
+        <w:rPr>
+          <w:b/>
+          <w:bCs/>
+        </w:rPr>
+      </w:pPr>
+      <w:r>
+        <w:rPr>
+          <w:b/>
+          <w:bCs/>
+        </w:rPr>
+        <w:t>6. Perform Merge</w:t>
+      </w:r>
+    </w:p>
+    <w:p>
+      <w:pPr>
+        <w:rPr>
+          <w:b/>
+          <w:bCs/>
+        </w:rPr>
       </w:pPr>
       <w:r>
         <w:drawing>
-          <wp:inline distT="0" distB="0" distL="0" distR="0" wp14:anchorId="0A7B9E6A" wp14:editId="68AD06F6">
-            <wp:extent cx="5731510" cy="938530"/>
-            <wp:effectExtent l="0" t="0" r="2540" b="0"/>
-            <wp:docPr id="1496782666" name="Picture 1"/>
+          <wp:inline distT="0" distB="0" distL="0" distR="0" wp14:anchorId="4B139DD7" wp14:editId="4A9B0E48">
+            <wp:extent cx="3606985" cy="1047804"/>
+            <wp:effectExtent l="0" t="0" r="0" b="0"/>
+            <wp:docPr id="1059666364" name="Picture 1"/>
             <wp:cNvGraphicFramePr>
               <a:graphicFrameLocks xmlns:a="http://schemas.openxmlformats.org/drawingml/2006/main" noChangeAspect="1"/>
             </wp:cNvGraphicFramePr>
@@ -237,7 +328,7 @@
               <a:graphicData uri="http://schemas.openxmlformats.org/drawingml/2006/picture">
                 <pic:pic xmlns:pic="http://schemas.openxmlformats.org/drawingml/2006/picture">
                   <pic:nvPicPr>
-                    <pic:cNvPr id="1496782666" name=""/>
+                    <pic:cNvPr id="1059666364" name=""/>
                     <pic:cNvPicPr/>
                   </pic:nvPicPr>
                   <pic:blipFill>
@@ -249,7 +340,48 @@
                   <pic:spPr>
                     <a:xfrm>
                       <a:off x="0" y="0"/>
-                      <a:ext cx="5731510" cy="938530"/>
+                      <a:ext cx="3606985" cy="1047804"/>
+                    </a:xfrm>
+                    <a:prstGeom prst="rect">
+                      <a:avLst/>
+                    </a:prstGeom>
+                  </pic:spPr>
+                </pic:pic>
+              </a:graphicData>
+            </a:graphic>
+          </wp:inline>
+        </w:drawing>
+      </w:r>
+      <w:r>
+        <w:rPr>
+          <w:b/>
+          <w:bCs/>
+        </w:rPr>
+        <w:drawing>
+          <wp:inline distT="0" distB="0" distL="0" distR="0" wp14:anchorId="4ADB975E" wp14:editId="654AD673">
+            <wp:extent cx="2616334" cy="596931"/>
+            <wp:effectExtent l="0" t="0" r="0" b="0"/>
+            <wp:docPr id="580621098" name="Picture 1"/>
+            <wp:cNvGraphicFramePr>
+              <a:graphicFrameLocks xmlns:a="http://schemas.openxmlformats.org/drawingml/2006/main" noChangeAspect="1"/>
+            </wp:cNvGraphicFramePr>
+            <a:graphic xmlns:a="http://schemas.openxmlformats.org/drawingml/2006/main">
+              <a:graphicData uri="http://schemas.openxmlformats.org/drawingml/2006/picture">
+                <pic:pic xmlns:pic="http://schemas.openxmlformats.org/drawingml/2006/picture">
+                  <pic:nvPicPr>
+                    <pic:cNvPr id="580621098" name=""/>
+                    <pic:cNvPicPr/>
+                  </pic:nvPicPr>
+                  <pic:blipFill>
+                    <a:blip r:embed="rId10"/>
+                    <a:stretch>
+                      <a:fillRect/>
+                    </a:stretch>
+                  </pic:blipFill>
+                  <pic:spPr>
+                    <a:xfrm>
+                      <a:off x="0" y="0"/>
+                      <a:ext cx="2616334" cy="596931"/>
                     </a:xfrm>
                     <a:prstGeom prst="rect">
                       <a:avLst/>
@@ -262,7 +394,312 @@
         </w:drawing>
       </w:r>
     </w:p>
-    <w:p/>
+    <w:p>
+      <w:pPr>
+        <w:rPr>
+          <w:b/>
+          <w:bCs/>
+        </w:rPr>
+      </w:pPr>
+    </w:p>
+    <w:p>
+      <w:pPr>
+        <w:rPr>
+          <w:b/>
+          <w:bCs/>
+        </w:rPr>
+      </w:pPr>
+      <w:r>
+        <w:rPr>
+          <w:b/>
+          <w:bCs/>
+        </w:rPr>
+        <w:lastRenderedPageBreak/>
+        <w:t>7. Perform Rebase</w:t>
+      </w:r>
+    </w:p>
+    <w:p>
+      <w:pPr>
+        <w:rPr>
+          <w:b/>
+          <w:bCs/>
+        </w:rPr>
+      </w:pPr>
+      <w:r>
+        <w:rPr>
+          <w:b/>
+          <w:bCs/>
+        </w:rPr>
+        <w:drawing>
+          <wp:inline distT="0" distB="0" distL="0" distR="0" wp14:anchorId="4C1B18A5" wp14:editId="468D45C9">
+            <wp:extent cx="3848298" cy="1130358"/>
+            <wp:effectExtent l="0" t="0" r="0" b="0"/>
+            <wp:docPr id="1326910206" name="Picture 1"/>
+            <wp:cNvGraphicFramePr>
+              <a:graphicFrameLocks xmlns:a="http://schemas.openxmlformats.org/drawingml/2006/main" noChangeAspect="1"/>
+            </wp:cNvGraphicFramePr>
+            <a:graphic xmlns:a="http://schemas.openxmlformats.org/drawingml/2006/main">
+              <a:graphicData uri="http://schemas.openxmlformats.org/drawingml/2006/picture">
+                <pic:pic xmlns:pic="http://schemas.openxmlformats.org/drawingml/2006/picture">
+                  <pic:nvPicPr>
+                    <pic:cNvPr id="1326910206" name=""/>
+                    <pic:cNvPicPr/>
+                  </pic:nvPicPr>
+                  <pic:blipFill>
+                    <a:blip r:embed="rId11"/>
+                    <a:stretch>
+                      <a:fillRect/>
+                    </a:stretch>
+                  </pic:blipFill>
+                  <pic:spPr>
+                    <a:xfrm>
+                      <a:off x="0" y="0"/>
+                      <a:ext cx="3848298" cy="1130358"/>
+                    </a:xfrm>
+                    <a:prstGeom prst="rect">
+                      <a:avLst/>
+                    </a:prstGeom>
+                  </pic:spPr>
+                </pic:pic>
+              </a:graphicData>
+            </a:graphic>
+          </wp:inline>
+        </w:drawing>
+      </w:r>
+    </w:p>
+    <w:p>
+      <w:pPr>
+        <w:numPr>
+          <w:ilvl w:val="0"/>
+          <w:numId w:val="7"/>
+        </w:numPr>
+      </w:pPr>
+      <w:r>
+        <w:t>Rebase onto main:</w:t>
+      </w:r>
+    </w:p>
+    <w:p>
+      <w:pPr>
+        <w:rPr>
+          <w:b/>
+          <w:bCs/>
+        </w:rPr>
+      </w:pPr>
+      <w:r>
+        <w:drawing>
+          <wp:inline distT="0" distB="0" distL="0" distR="0" wp14:anchorId="78585D60" wp14:editId="71032F4C">
+            <wp:extent cx="2457576" cy="901746"/>
+            <wp:effectExtent l="0" t="0" r="0" b="0"/>
+            <wp:docPr id="1947946773" name="Picture 1"/>
+            <wp:cNvGraphicFramePr>
+              <a:graphicFrameLocks xmlns:a="http://schemas.openxmlformats.org/drawingml/2006/main" noChangeAspect="1"/>
+            </wp:cNvGraphicFramePr>
+            <a:graphic xmlns:a="http://schemas.openxmlformats.org/drawingml/2006/main">
+              <a:graphicData uri="http://schemas.openxmlformats.org/drawingml/2006/picture">
+                <pic:pic xmlns:pic="http://schemas.openxmlformats.org/drawingml/2006/picture">
+                  <pic:nvPicPr>
+                    <pic:cNvPr id="1947946773" name=""/>
+                    <pic:cNvPicPr/>
+                  </pic:nvPicPr>
+                  <pic:blipFill>
+                    <a:blip r:embed="rId12"/>
+                    <a:stretch>
+                      <a:fillRect/>
+                    </a:stretch>
+                  </pic:blipFill>
+                  <pic:spPr>
+                    <a:xfrm>
+                      <a:off x="0" y="0"/>
+                      <a:ext cx="2457576" cy="901746"/>
+                    </a:xfrm>
+                    <a:prstGeom prst="rect">
+                      <a:avLst/>
+                    </a:prstGeom>
+                  </pic:spPr>
+                </pic:pic>
+              </a:graphicData>
+            </a:graphic>
+          </wp:inline>
+        </w:drawing>
+      </w:r>
+    </w:p>
+    <w:p>
+      <w:pPr>
+        <w:rPr>
+          <w:b/>
+          <w:bCs/>
+        </w:rPr>
+      </w:pPr>
+      <w:r>
+        <w:rPr>
+          <w:b/>
+          <w:bCs/>
+        </w:rPr>
+        <w:t>8. Perform Stash</w:t>
+      </w:r>
+    </w:p>
+    <w:p>
+      <w:pPr>
+        <w:numPr>
+          <w:ilvl w:val="0"/>
+          <w:numId w:val="8"/>
+        </w:numPr>
+      </w:pPr>
+      <w:r>
+        <w:t>Make temporary changes:</w:t>
+      </w:r>
+    </w:p>
+    <w:p>
+      <w:pPr>
+        <w:numPr>
+          <w:ilvl w:val="0"/>
+          <w:numId w:val="8"/>
+        </w:numPr>
+      </w:pPr>
+      <w:r>
+        <w:drawing>
+          <wp:inline distT="0" distB="0" distL="0" distR="0" wp14:anchorId="275BCD0E" wp14:editId="07D65560">
+            <wp:extent cx="3492679" cy="533427"/>
+            <wp:effectExtent l="0" t="0" r="0" b="0"/>
+            <wp:docPr id="351236283" name="Picture 1"/>
+            <wp:cNvGraphicFramePr>
+              <a:graphicFrameLocks xmlns:a="http://schemas.openxmlformats.org/drawingml/2006/main" noChangeAspect="1"/>
+            </wp:cNvGraphicFramePr>
+            <a:graphic xmlns:a="http://schemas.openxmlformats.org/drawingml/2006/main">
+              <a:graphicData uri="http://schemas.openxmlformats.org/drawingml/2006/picture">
+                <pic:pic xmlns:pic="http://schemas.openxmlformats.org/drawingml/2006/picture">
+                  <pic:nvPicPr>
+                    <pic:cNvPr id="351236283" name=""/>
+                    <pic:cNvPicPr/>
+                  </pic:nvPicPr>
+                  <pic:blipFill>
+                    <a:blip r:embed="rId13"/>
+                    <a:stretch>
+                      <a:fillRect/>
+                    </a:stretch>
+                  </pic:blipFill>
+                  <pic:spPr>
+                    <a:xfrm>
+                      <a:off x="0" y="0"/>
+                      <a:ext cx="3492679" cy="533427"/>
+                    </a:xfrm>
+                    <a:prstGeom prst="rect">
+                      <a:avLst/>
+                    </a:prstGeom>
+                  </pic:spPr>
+                </pic:pic>
+              </a:graphicData>
+            </a:graphic>
+          </wp:inline>
+        </w:drawing>
+      </w:r>
+    </w:p>
+    <w:p>
+      <w:pPr>
+        <w:numPr>
+          <w:ilvl w:val="0"/>
+          <w:numId w:val="8"/>
+        </w:numPr>
+      </w:pPr>
+      <w:r>
+        <w:t>Save changes without committing:</w:t>
+      </w:r>
+    </w:p>
+    <w:p>
+      <w:pPr>
+        <w:numPr>
+          <w:ilvl w:val="0"/>
+          <w:numId w:val="8"/>
+        </w:numPr>
+      </w:pPr>
+      <w:r>
+        <w:drawing>
+          <wp:inline distT="0" distB="0" distL="0" distR="0" wp14:anchorId="045FDF33" wp14:editId="6D02571B">
+            <wp:extent cx="1733639" cy="444523"/>
+            <wp:effectExtent l="0" t="0" r="0" b="0"/>
+            <wp:docPr id="1502050528" name="Picture 1"/>
+            <wp:cNvGraphicFramePr>
+              <a:graphicFrameLocks xmlns:a="http://schemas.openxmlformats.org/drawingml/2006/main" noChangeAspect="1"/>
+            </wp:cNvGraphicFramePr>
+            <a:graphic xmlns:a="http://schemas.openxmlformats.org/drawingml/2006/main">
+              <a:graphicData uri="http://schemas.openxmlformats.org/drawingml/2006/picture">
+                <pic:pic xmlns:pic="http://schemas.openxmlformats.org/drawingml/2006/picture">
+                  <pic:nvPicPr>
+                    <pic:cNvPr id="1502050528" name=""/>
+                    <pic:cNvPicPr/>
+                  </pic:nvPicPr>
+                  <pic:blipFill>
+                    <a:blip r:embed="rId14"/>
+                    <a:stretch>
+                      <a:fillRect/>
+                    </a:stretch>
+                  </pic:blipFill>
+                  <pic:spPr>
+                    <a:xfrm>
+                      <a:off x="0" y="0"/>
+                      <a:ext cx="1733639" cy="444523"/>
+                    </a:xfrm>
+                    <a:prstGeom prst="rect">
+                      <a:avLst/>
+                    </a:prstGeom>
+                  </pic:spPr>
+                </pic:pic>
+              </a:graphicData>
+            </a:graphic>
+          </wp:inline>
+        </w:drawing>
+      </w:r>
+    </w:p>
+    <w:p>
+      <w:pPr>
+        <w:numPr>
+          <w:ilvl w:val="0"/>
+          <w:numId w:val="8"/>
+        </w:numPr>
+      </w:pPr>
+      <w:r>
+        <w:t>Restore changes later:</w:t>
+      </w:r>
+    </w:p>
+    <w:p>
+      <w:r>
+        <w:drawing>
+          <wp:inline distT="0" distB="0" distL="0" distR="0" wp14:anchorId="537B48F1" wp14:editId="3BAA2A8E">
+            <wp:extent cx="1492327" cy="482625"/>
+            <wp:effectExtent l="0" t="0" r="0" b="0"/>
+            <wp:docPr id="550289546" name="Picture 1"/>
+            <wp:cNvGraphicFramePr>
+              <a:graphicFrameLocks xmlns:a="http://schemas.openxmlformats.org/drawingml/2006/main" noChangeAspect="1"/>
+            </wp:cNvGraphicFramePr>
+            <a:graphic xmlns:a="http://schemas.openxmlformats.org/drawingml/2006/main">
+              <a:graphicData uri="http://schemas.openxmlformats.org/drawingml/2006/picture">
+                <pic:pic xmlns:pic="http://schemas.openxmlformats.org/drawingml/2006/picture">
+                  <pic:nvPicPr>
+                    <pic:cNvPr id="550289546" name=""/>
+                    <pic:cNvPicPr/>
+                  </pic:nvPicPr>
+                  <pic:blipFill>
+                    <a:blip r:embed="rId15"/>
+                    <a:stretch>
+                      <a:fillRect/>
+                    </a:stretch>
+                  </pic:blipFill>
+                  <pic:spPr>
+                    <a:xfrm>
+                      <a:off x="0" y="0"/>
+                      <a:ext cx="1492327" cy="482625"/>
+                    </a:xfrm>
+                    <a:prstGeom prst="rect">
+                      <a:avLst/>
+                    </a:prstGeom>
+                  </pic:spPr>
+                </pic:pic>
+              </a:graphicData>
+            </a:graphic>
+          </wp:inline>
+        </w:drawing>
+      </w:r>
+    </w:p>
     <w:sectPr>
       <w:pgSz w:w="11906" w:h="16838"/>
       <w:pgMar w:top="1440" w:right="1440" w:bottom="1440" w:left="1440" w:header="708" w:footer="708" w:gutter="0"/>
@@ -276,9 +713,9 @@
 <file path=word/numbering.xml><?xml version="1.0" encoding="utf-8"?>
 <w:numbering xmlns:wpc="http://schemas.microsoft.com/office/word/2010/wordprocessingCanvas" xmlns:cx="http://schemas.microsoft.com/office/drawing/2014/chartex" xmlns:cx1="http://schemas.microsoft.com/office/drawing/2015/9/8/chartex" xmlns:cx2="http://schemas.microsoft.com/office/drawing/2015/10/21/chartex" xmlns:cx3="http://schemas.microsoft.com/office/drawing/2016/5/9/chartex" xmlns:cx4="http://schemas.microsoft.com/office/drawing/2016/5/10/chartex" xmlns:cx5="http://schemas.microsoft.com/office/drawing/2016/5/11/chartex" xmlns:cx6="http://schemas.microsoft.com/office/drawing/2016/5/12/chartex" xmlns:cx7="http://schemas.microsoft.com/office/drawing/2016/5/13/chartex" xmlns:cx8="http://schemas.microsoft.com/office/drawing/2016/5/14/chartex" xmlns:mc="http://schemas.openxmlformats.org/markup-compatibility/2006" xmlns:aink="http://schemas.microsoft.com/office/drawing/2016/ink" xmlns:am3d="http://schemas.microsoft.com/office/drawing/2017/model3d" xmlns:o="urn:schemas-microsoft-com:office:office" xmlns:oel="http://schemas.microsoft.com/office/2019/extlst" xmlns:r="http://schemas.openxmlformats.org/officeDocument/2006/relationships" xmlns:m="http://schemas.openxmlformats.org/officeDocument/2006/math" xmlns:v="urn:schemas-microsoft-com:vml" xmlns:wp14="http://schemas.microsoft.com/office/word/2010/wordprocessingDrawing" xmlns:wp="http://schemas.openxmlformats.org/drawingml/2006/wordprocessingDrawing" xmlns:w10="urn:schemas-microsoft-com:office:word" xmlns:w="http://schemas.openxmlformats.org/wordprocessingml/2006/main" xmlns:w14="http://schemas.microsoft.com/office/word/2010/wordml" xmlns:w15="http://schemas.microsoft.com/office/word/2012/wordml" xmlns:w16cex="http://schemas.microsoft.com/office/word/2018/wordml/cex" xmlns:w16cid="http://schemas.microsoft.com/office/word/2016/wordml/cid" xmlns:w16="http://schemas.microsoft.com/office/word/2018/wordml" xmlns:w16du="http://schemas.microsoft.com/office/word/2023/wordml/word16du" xmlns:w16sdtdh="http://schemas.microsoft.com/office/word/2020/wordml/sdtdatahash" xmlns:w16sdtfl="http://schemas.microsoft.com/office/word/2024/wordml/sdtformatlock" xmlns:w16se="http://schemas.microsoft.com/office/word/2015/wordml/symex" xmlns:wpg="http://schemas.microsoft.com/office/word/2010/wordprocessingGroup" xmlns:wpi="http://schemas.microsoft.com/office/word/2010/wordprocessingInk" xmlns:wne="http://schemas.microsoft.com/office/word/2006/wordml" xmlns:wps="http://schemas.microsoft.com/office/word/2010/wordprocessingShape" mc:Ignorable="w14 w15 w16se w16cid w16 w16cex w16sdtdh w16sdtfl w16du wp14">
   <w:abstractNum w:abstractNumId="0" w15:restartNumberingAfterBreak="0">
-    <w:nsid w:val="0C9616D2"/>
+    <w:nsid w:val="00184698"/>
     <w:multiLevelType w:val="multilevel"/>
-    <w:tmpl w:val="40AA3DBA"/>
+    <w:tmpl w:val="055CE57E"/>
     <w:lvl w:ilvl="0">
       <w:start w:val="1"/>
       <w:numFmt w:val="bullet"/>
@@ -425,9 +862,9 @@
     </w:lvl>
   </w:abstractNum>
   <w:abstractNum w:abstractNumId="1" w15:restartNumberingAfterBreak="0">
-    <w:nsid w:val="28DB1F9C"/>
+    <w:nsid w:val="02E940C0"/>
     <w:multiLevelType w:val="multilevel"/>
-    <w:tmpl w:val="AC326E00"/>
+    <w:tmpl w:val="75DE256E"/>
     <w:lvl w:ilvl="0">
       <w:start w:val="1"/>
       <w:numFmt w:val="bullet"/>
@@ -574,13 +1011,13 @@
     </w:lvl>
   </w:abstractNum>
   <w:abstractNum w:abstractNumId="2" w15:restartNumberingAfterBreak="0">
-    <w:nsid w:val="570700E3"/>
+    <w:nsid w:val="117D2EA8"/>
     <w:multiLevelType w:val="multilevel"/>
-    <w:tmpl w:val="6952EA0C"/>
+    <w:tmpl w:val="39B0A4FE"/>
     <w:lvl w:ilvl="0">
       <w:start w:val="1"/>
-      <w:numFmt w:val="decimal"/>
-      <w:lvlText w:val="%1."/>
+      <w:numFmt w:val="bullet"/>
+      <w:lvlText w:val=""/>
       <w:lvlJc w:val="left"/>
       <w:pPr>
         <w:tabs>
@@ -588,8 +1025,12 @@
         </w:tabs>
         <w:ind w:left="720" w:hanging="360"/>
       </w:pPr>
-    </w:lvl>
-    <w:lvl w:ilvl="1">
+      <w:rPr>
+        <w:rFonts w:ascii="Symbol" w:hAnsi="Symbol" w:hint="default"/>
+        <w:sz w:val="20"/>
+      </w:rPr>
+    </w:lvl>
+    <w:lvl w:ilvl="1" w:tentative="1">
       <w:start w:val="1"/>
       <w:numFmt w:val="bullet"/>
       <w:lvlText w:val="o"/>
@@ -607,8 +1048,8 @@
     </w:lvl>
     <w:lvl w:ilvl="2" w:tentative="1">
       <w:start w:val="1"/>
-      <w:numFmt w:val="decimal"/>
-      <w:lvlText w:val="%3."/>
+      <w:numFmt w:val="bullet"/>
+      <w:lvlText w:val=""/>
       <w:lvlJc w:val="left"/>
       <w:pPr>
         <w:tabs>
@@ -616,11 +1057,15 @@
         </w:tabs>
         <w:ind w:left="2160" w:hanging="360"/>
       </w:pPr>
+      <w:rPr>
+        <w:rFonts w:ascii="Wingdings" w:hAnsi="Wingdings" w:hint="default"/>
+        <w:sz w:val="20"/>
+      </w:rPr>
     </w:lvl>
     <w:lvl w:ilvl="3" w:tentative="1">
       <w:start w:val="1"/>
-      <w:numFmt w:val="decimal"/>
-      <w:lvlText w:val="%4."/>
+      <w:numFmt w:val="bullet"/>
+      <w:lvlText w:val=""/>
       <w:lvlJc w:val="left"/>
       <w:pPr>
         <w:tabs>
@@ -628,11 +1073,15 @@
         </w:tabs>
         <w:ind w:left="2880" w:hanging="360"/>
       </w:pPr>
+      <w:rPr>
+        <w:rFonts w:ascii="Wingdings" w:hAnsi="Wingdings" w:hint="default"/>
+        <w:sz w:val="20"/>
+      </w:rPr>
     </w:lvl>
     <w:lvl w:ilvl="4" w:tentative="1">
       <w:start w:val="1"/>
-      <w:numFmt w:val="decimal"/>
-      <w:lvlText w:val="%5."/>
+      <w:numFmt w:val="bullet"/>
+      <w:lvlText w:val=""/>
       <w:lvlJc w:val="left"/>
       <w:pPr>
         <w:tabs>
@@ -640,11 +1089,15 @@
         </w:tabs>
         <w:ind w:left="3600" w:hanging="360"/>
       </w:pPr>
+      <w:rPr>
+        <w:rFonts w:ascii="Wingdings" w:hAnsi="Wingdings" w:hint="default"/>
+        <w:sz w:val="20"/>
+      </w:rPr>
     </w:lvl>
     <w:lvl w:ilvl="5" w:tentative="1">
       <w:start w:val="1"/>
-      <w:numFmt w:val="decimal"/>
-      <w:lvlText w:val="%6."/>
+      <w:numFmt w:val="bullet"/>
+      <w:lvlText w:val=""/>
       <w:lvlJc w:val="left"/>
       <w:pPr>
         <w:tabs>
@@ -652,11 +1105,15 @@
         </w:tabs>
         <w:ind w:left="4320" w:hanging="360"/>
       </w:pPr>
+      <w:rPr>
+        <w:rFonts w:ascii="Wingdings" w:hAnsi="Wingdings" w:hint="default"/>
+        <w:sz w:val="20"/>
+      </w:rPr>
     </w:lvl>
     <w:lvl w:ilvl="6" w:tentative="1">
       <w:start w:val="1"/>
-      <w:numFmt w:val="decimal"/>
-      <w:lvlText w:val="%7."/>
+      <w:numFmt w:val="bullet"/>
+      <w:lvlText w:val=""/>
       <w:lvlJc w:val="left"/>
       <w:pPr>
         <w:tabs>
@@ -664,11 +1121,15 @@
         </w:tabs>
         <w:ind w:left="5040" w:hanging="360"/>
       </w:pPr>
+      <w:rPr>
+        <w:rFonts w:ascii="Wingdings" w:hAnsi="Wingdings" w:hint="default"/>
+        <w:sz w:val="20"/>
+      </w:rPr>
     </w:lvl>
     <w:lvl w:ilvl="7" w:tentative="1">
       <w:start w:val="1"/>
-      <w:numFmt w:val="decimal"/>
-      <w:lvlText w:val="%8."/>
+      <w:numFmt w:val="bullet"/>
+      <w:lvlText w:val=""/>
       <w:lvlJc w:val="left"/>
       <w:pPr>
         <w:tabs>
@@ -676,11 +1137,15 @@
         </w:tabs>
         <w:ind w:left="5760" w:hanging="360"/>
       </w:pPr>
+      <w:rPr>
+        <w:rFonts w:ascii="Wingdings" w:hAnsi="Wingdings" w:hint="default"/>
+        <w:sz w:val="20"/>
+      </w:rPr>
     </w:lvl>
     <w:lvl w:ilvl="8" w:tentative="1">
       <w:start w:val="1"/>
-      <w:numFmt w:val="decimal"/>
-      <w:lvlText w:val="%9."/>
+      <w:numFmt w:val="bullet"/>
+      <w:lvlText w:val=""/>
       <w:lvlJc w:val="left"/>
       <w:pPr>
         <w:tabs>
@@ -688,12 +1153,16 @@
         </w:tabs>
         <w:ind w:left="6480" w:hanging="360"/>
       </w:pPr>
+      <w:rPr>
+        <w:rFonts w:ascii="Wingdings" w:hAnsi="Wingdings" w:hint="default"/>
+        <w:sz w:val="20"/>
+      </w:rPr>
     </w:lvl>
   </w:abstractNum>
   <w:abstractNum w:abstractNumId="3" w15:restartNumberingAfterBreak="0">
-    <w:nsid w:val="6D6D3915"/>
+    <w:nsid w:val="24120394"/>
     <w:multiLevelType w:val="multilevel"/>
-    <w:tmpl w:val="59A2019E"/>
+    <w:tmpl w:val="DEAE649E"/>
     <w:lvl w:ilvl="0">
       <w:start w:val="1"/>
       <w:numFmt w:val="bullet"/>
@@ -839,17 +1308,625 @@
       </w:rPr>
     </w:lvl>
   </w:abstractNum>
-  <w:num w:numId="1" w16cid:durableId="918713135">
+  <w:abstractNum w:abstractNumId="4" w15:restartNumberingAfterBreak="0">
+    <w:nsid w:val="4E206DCC"/>
+    <w:multiLevelType w:val="multilevel"/>
+    <w:tmpl w:val="F914F902"/>
+    <w:lvl w:ilvl="0">
+      <w:start w:val="1"/>
+      <w:numFmt w:val="bullet"/>
+      <w:lvlText w:val=""/>
+      <w:lvlJc w:val="left"/>
+      <w:pPr>
+        <w:tabs>
+          <w:tab w:val="num" w:pos="720"/>
+        </w:tabs>
+        <w:ind w:left="720" w:hanging="360"/>
+      </w:pPr>
+      <w:rPr>
+        <w:rFonts w:ascii="Symbol" w:hAnsi="Symbol" w:hint="default"/>
+        <w:sz w:val="20"/>
+      </w:rPr>
+    </w:lvl>
+    <w:lvl w:ilvl="1" w:tentative="1">
+      <w:start w:val="1"/>
+      <w:numFmt w:val="bullet"/>
+      <w:lvlText w:val="o"/>
+      <w:lvlJc w:val="left"/>
+      <w:pPr>
+        <w:tabs>
+          <w:tab w:val="num" w:pos="1440"/>
+        </w:tabs>
+        <w:ind w:left="1440" w:hanging="360"/>
+      </w:pPr>
+      <w:rPr>
+        <w:rFonts w:ascii="Courier New" w:hAnsi="Courier New" w:hint="default"/>
+        <w:sz w:val="20"/>
+      </w:rPr>
+    </w:lvl>
+    <w:lvl w:ilvl="2" w:tentative="1">
+      <w:start w:val="1"/>
+      <w:numFmt w:val="bullet"/>
+      <w:lvlText w:val=""/>
+      <w:lvlJc w:val="left"/>
+      <w:pPr>
+        <w:tabs>
+          <w:tab w:val="num" w:pos="2160"/>
+        </w:tabs>
+        <w:ind w:left="2160" w:hanging="360"/>
+      </w:pPr>
+      <w:rPr>
+        <w:rFonts w:ascii="Wingdings" w:hAnsi="Wingdings" w:hint="default"/>
+        <w:sz w:val="20"/>
+      </w:rPr>
+    </w:lvl>
+    <w:lvl w:ilvl="3" w:tentative="1">
+      <w:start w:val="1"/>
+      <w:numFmt w:val="bullet"/>
+      <w:lvlText w:val=""/>
+      <w:lvlJc w:val="left"/>
+      <w:pPr>
+        <w:tabs>
+          <w:tab w:val="num" w:pos="2880"/>
+        </w:tabs>
+        <w:ind w:left="2880" w:hanging="360"/>
+      </w:pPr>
+      <w:rPr>
+        <w:rFonts w:ascii="Wingdings" w:hAnsi="Wingdings" w:hint="default"/>
+        <w:sz w:val="20"/>
+      </w:rPr>
+    </w:lvl>
+    <w:lvl w:ilvl="4" w:tentative="1">
+      <w:start w:val="1"/>
+      <w:numFmt w:val="bullet"/>
+      <w:lvlText w:val=""/>
+      <w:lvlJc w:val="left"/>
+      <w:pPr>
+        <w:tabs>
+          <w:tab w:val="num" w:pos="3600"/>
+        </w:tabs>
+        <w:ind w:left="3600" w:hanging="360"/>
+      </w:pPr>
+      <w:rPr>
+        <w:rFonts w:ascii="Wingdings" w:hAnsi="Wingdings" w:hint="default"/>
+        <w:sz w:val="20"/>
+      </w:rPr>
+    </w:lvl>
+    <w:lvl w:ilvl="5" w:tentative="1">
+      <w:start w:val="1"/>
+      <w:numFmt w:val="bullet"/>
+      <w:lvlText w:val=""/>
+      <w:lvlJc w:val="left"/>
+      <w:pPr>
+        <w:tabs>
+          <w:tab w:val="num" w:pos="4320"/>
+        </w:tabs>
+        <w:ind w:left="4320" w:hanging="360"/>
+      </w:pPr>
+      <w:rPr>
+        <w:rFonts w:ascii="Wingdings" w:hAnsi="Wingdings" w:hint="default"/>
+        <w:sz w:val="20"/>
+      </w:rPr>
+    </w:lvl>
+    <w:lvl w:ilvl="6" w:tentative="1">
+      <w:start w:val="1"/>
+      <w:numFmt w:val="bullet"/>
+      <w:lvlText w:val=""/>
+      <w:lvlJc w:val="left"/>
+      <w:pPr>
+        <w:tabs>
+          <w:tab w:val="num" w:pos="5040"/>
+        </w:tabs>
+        <w:ind w:left="5040" w:hanging="360"/>
+      </w:pPr>
+      <w:rPr>
+        <w:rFonts w:ascii="Wingdings" w:hAnsi="Wingdings" w:hint="default"/>
+        <w:sz w:val="20"/>
+      </w:rPr>
+    </w:lvl>
+    <w:lvl w:ilvl="7" w:tentative="1">
+      <w:start w:val="1"/>
+      <w:numFmt w:val="bullet"/>
+      <w:lvlText w:val=""/>
+      <w:lvlJc w:val="left"/>
+      <w:pPr>
+        <w:tabs>
+          <w:tab w:val="num" w:pos="5760"/>
+        </w:tabs>
+        <w:ind w:left="5760" w:hanging="360"/>
+      </w:pPr>
+      <w:rPr>
+        <w:rFonts w:ascii="Wingdings" w:hAnsi="Wingdings" w:hint="default"/>
+        <w:sz w:val="20"/>
+      </w:rPr>
+    </w:lvl>
+    <w:lvl w:ilvl="8" w:tentative="1">
+      <w:start w:val="1"/>
+      <w:numFmt w:val="bullet"/>
+      <w:lvlText w:val=""/>
+      <w:lvlJc w:val="left"/>
+      <w:pPr>
+        <w:tabs>
+          <w:tab w:val="num" w:pos="6480"/>
+        </w:tabs>
+        <w:ind w:left="6480" w:hanging="360"/>
+      </w:pPr>
+      <w:rPr>
+        <w:rFonts w:ascii="Wingdings" w:hAnsi="Wingdings" w:hint="default"/>
+        <w:sz w:val="20"/>
+      </w:rPr>
+    </w:lvl>
+  </w:abstractNum>
+  <w:abstractNum w:abstractNumId="5" w15:restartNumberingAfterBreak="0">
+    <w:nsid w:val="4FFE7A5F"/>
+    <w:multiLevelType w:val="multilevel"/>
+    <w:tmpl w:val="C98440AC"/>
+    <w:lvl w:ilvl="0">
+      <w:start w:val="1"/>
+      <w:numFmt w:val="bullet"/>
+      <w:lvlText w:val=""/>
+      <w:lvlJc w:val="left"/>
+      <w:pPr>
+        <w:tabs>
+          <w:tab w:val="num" w:pos="720"/>
+        </w:tabs>
+        <w:ind w:left="720" w:hanging="360"/>
+      </w:pPr>
+      <w:rPr>
+        <w:rFonts w:ascii="Symbol" w:hAnsi="Symbol" w:hint="default"/>
+        <w:sz w:val="20"/>
+      </w:rPr>
+    </w:lvl>
+    <w:lvl w:ilvl="1" w:tentative="1">
+      <w:start w:val="1"/>
+      <w:numFmt w:val="bullet"/>
+      <w:lvlText w:val="o"/>
+      <w:lvlJc w:val="left"/>
+      <w:pPr>
+        <w:tabs>
+          <w:tab w:val="num" w:pos="1440"/>
+        </w:tabs>
+        <w:ind w:left="1440" w:hanging="360"/>
+      </w:pPr>
+      <w:rPr>
+        <w:rFonts w:ascii="Courier New" w:hAnsi="Courier New" w:hint="default"/>
+        <w:sz w:val="20"/>
+      </w:rPr>
+    </w:lvl>
+    <w:lvl w:ilvl="2" w:tentative="1">
+      <w:start w:val="1"/>
+      <w:numFmt w:val="bullet"/>
+      <w:lvlText w:val=""/>
+      <w:lvlJc w:val="left"/>
+      <w:pPr>
+        <w:tabs>
+          <w:tab w:val="num" w:pos="2160"/>
+        </w:tabs>
+        <w:ind w:left="2160" w:hanging="360"/>
+      </w:pPr>
+      <w:rPr>
+        <w:rFonts w:ascii="Wingdings" w:hAnsi="Wingdings" w:hint="default"/>
+        <w:sz w:val="20"/>
+      </w:rPr>
+    </w:lvl>
+    <w:lvl w:ilvl="3" w:tentative="1">
+      <w:start w:val="1"/>
+      <w:numFmt w:val="bullet"/>
+      <w:lvlText w:val=""/>
+      <w:lvlJc w:val="left"/>
+      <w:pPr>
+        <w:tabs>
+          <w:tab w:val="num" w:pos="2880"/>
+        </w:tabs>
+        <w:ind w:left="2880" w:hanging="360"/>
+      </w:pPr>
+      <w:rPr>
+        <w:rFonts w:ascii="Wingdings" w:hAnsi="Wingdings" w:hint="default"/>
+        <w:sz w:val="20"/>
+      </w:rPr>
+    </w:lvl>
+    <w:lvl w:ilvl="4" w:tentative="1">
+      <w:start w:val="1"/>
+      <w:numFmt w:val="bullet"/>
+      <w:lvlText w:val=""/>
+      <w:lvlJc w:val="left"/>
+      <w:pPr>
+        <w:tabs>
+          <w:tab w:val="num" w:pos="3600"/>
+        </w:tabs>
+        <w:ind w:left="3600" w:hanging="360"/>
+      </w:pPr>
+      <w:rPr>
+        <w:rFonts w:ascii="Wingdings" w:hAnsi="Wingdings" w:hint="default"/>
+        <w:sz w:val="20"/>
+      </w:rPr>
+    </w:lvl>
+    <w:lvl w:ilvl="5" w:tentative="1">
+      <w:start w:val="1"/>
+      <w:numFmt w:val="bullet"/>
+      <w:lvlText w:val=""/>
+      <w:lvlJc w:val="left"/>
+      <w:pPr>
+        <w:tabs>
+          <w:tab w:val="num" w:pos="4320"/>
+        </w:tabs>
+        <w:ind w:left="4320" w:hanging="360"/>
+      </w:pPr>
+      <w:rPr>
+        <w:rFonts w:ascii="Wingdings" w:hAnsi="Wingdings" w:hint="default"/>
+        <w:sz w:val="20"/>
+      </w:rPr>
+    </w:lvl>
+    <w:lvl w:ilvl="6" w:tentative="1">
+      <w:start w:val="1"/>
+      <w:numFmt w:val="bullet"/>
+      <w:lvlText w:val=""/>
+      <w:lvlJc w:val="left"/>
+      <w:pPr>
+        <w:tabs>
+          <w:tab w:val="num" w:pos="5040"/>
+        </w:tabs>
+        <w:ind w:left="5040" w:hanging="360"/>
+      </w:pPr>
+      <w:rPr>
+        <w:rFonts w:ascii="Wingdings" w:hAnsi="Wingdings" w:hint="default"/>
+        <w:sz w:val="20"/>
+      </w:rPr>
+    </w:lvl>
+    <w:lvl w:ilvl="7" w:tentative="1">
+      <w:start w:val="1"/>
+      <w:numFmt w:val="bullet"/>
+      <w:lvlText w:val=""/>
+      <w:lvlJc w:val="left"/>
+      <w:pPr>
+        <w:tabs>
+          <w:tab w:val="num" w:pos="5760"/>
+        </w:tabs>
+        <w:ind w:left="5760" w:hanging="360"/>
+      </w:pPr>
+      <w:rPr>
+        <w:rFonts w:ascii="Wingdings" w:hAnsi="Wingdings" w:hint="default"/>
+        <w:sz w:val="20"/>
+      </w:rPr>
+    </w:lvl>
+    <w:lvl w:ilvl="8" w:tentative="1">
+      <w:start w:val="1"/>
+      <w:numFmt w:val="bullet"/>
+      <w:lvlText w:val=""/>
+      <w:lvlJc w:val="left"/>
+      <w:pPr>
+        <w:tabs>
+          <w:tab w:val="num" w:pos="6480"/>
+        </w:tabs>
+        <w:ind w:left="6480" w:hanging="360"/>
+      </w:pPr>
+      <w:rPr>
+        <w:rFonts w:ascii="Wingdings" w:hAnsi="Wingdings" w:hint="default"/>
+        <w:sz w:val="20"/>
+      </w:rPr>
+    </w:lvl>
+  </w:abstractNum>
+  <w:abstractNum w:abstractNumId="6" w15:restartNumberingAfterBreak="0">
+    <w:nsid w:val="5B9238AF"/>
+    <w:multiLevelType w:val="multilevel"/>
+    <w:tmpl w:val="9E9EBB6C"/>
+    <w:lvl w:ilvl="0">
+      <w:start w:val="1"/>
+      <w:numFmt w:val="bullet"/>
+      <w:lvlText w:val=""/>
+      <w:lvlJc w:val="left"/>
+      <w:pPr>
+        <w:tabs>
+          <w:tab w:val="num" w:pos="720"/>
+        </w:tabs>
+        <w:ind w:left="720" w:hanging="360"/>
+      </w:pPr>
+      <w:rPr>
+        <w:rFonts w:ascii="Symbol" w:hAnsi="Symbol" w:hint="default"/>
+        <w:sz w:val="20"/>
+      </w:rPr>
+    </w:lvl>
+    <w:lvl w:ilvl="1" w:tentative="1">
+      <w:start w:val="1"/>
+      <w:numFmt w:val="bullet"/>
+      <w:lvlText w:val="o"/>
+      <w:lvlJc w:val="left"/>
+      <w:pPr>
+        <w:tabs>
+          <w:tab w:val="num" w:pos="1440"/>
+        </w:tabs>
+        <w:ind w:left="1440" w:hanging="360"/>
+      </w:pPr>
+      <w:rPr>
+        <w:rFonts w:ascii="Courier New" w:hAnsi="Courier New" w:hint="default"/>
+        <w:sz w:val="20"/>
+      </w:rPr>
+    </w:lvl>
+    <w:lvl w:ilvl="2" w:tentative="1">
+      <w:start w:val="1"/>
+      <w:numFmt w:val="bullet"/>
+      <w:lvlText w:val=""/>
+      <w:lvlJc w:val="left"/>
+      <w:pPr>
+        <w:tabs>
+          <w:tab w:val="num" w:pos="2160"/>
+        </w:tabs>
+        <w:ind w:left="2160" w:hanging="360"/>
+      </w:pPr>
+      <w:rPr>
+        <w:rFonts w:ascii="Wingdings" w:hAnsi="Wingdings" w:hint="default"/>
+        <w:sz w:val="20"/>
+      </w:rPr>
+    </w:lvl>
+    <w:lvl w:ilvl="3" w:tentative="1">
+      <w:start w:val="1"/>
+      <w:numFmt w:val="bullet"/>
+      <w:lvlText w:val=""/>
+      <w:lvlJc w:val="left"/>
+      <w:pPr>
+        <w:tabs>
+          <w:tab w:val="num" w:pos="2880"/>
+        </w:tabs>
+        <w:ind w:left="2880" w:hanging="360"/>
+      </w:pPr>
+      <w:rPr>
+        <w:rFonts w:ascii="Wingdings" w:hAnsi="Wingdings" w:hint="default"/>
+        <w:sz w:val="20"/>
+      </w:rPr>
+    </w:lvl>
+    <w:lvl w:ilvl="4" w:tentative="1">
+      <w:start w:val="1"/>
+      <w:numFmt w:val="bullet"/>
+      <w:lvlText w:val=""/>
+      <w:lvlJc w:val="left"/>
+      <w:pPr>
+        <w:tabs>
+          <w:tab w:val="num" w:pos="3600"/>
+        </w:tabs>
+        <w:ind w:left="3600" w:hanging="360"/>
+      </w:pPr>
+      <w:rPr>
+        <w:rFonts w:ascii="Wingdings" w:hAnsi="Wingdings" w:hint="default"/>
+        <w:sz w:val="20"/>
+      </w:rPr>
+    </w:lvl>
+    <w:lvl w:ilvl="5" w:tentative="1">
+      <w:start w:val="1"/>
+      <w:numFmt w:val="bullet"/>
+      <w:lvlText w:val=""/>
+      <w:lvlJc w:val="left"/>
+      <w:pPr>
+        <w:tabs>
+          <w:tab w:val="num" w:pos="4320"/>
+        </w:tabs>
+        <w:ind w:left="4320" w:hanging="360"/>
+      </w:pPr>
+      <w:rPr>
+        <w:rFonts w:ascii="Wingdings" w:hAnsi="Wingdings" w:hint="default"/>
+        <w:sz w:val="20"/>
+      </w:rPr>
+    </w:lvl>
+    <w:lvl w:ilvl="6" w:tentative="1">
+      <w:start w:val="1"/>
+      <w:numFmt w:val="bullet"/>
+      <w:lvlText w:val=""/>
+      <w:lvlJc w:val="left"/>
+      <w:pPr>
+        <w:tabs>
+          <w:tab w:val="num" w:pos="5040"/>
+        </w:tabs>
+        <w:ind w:left="5040" w:hanging="360"/>
+      </w:pPr>
+      <w:rPr>
+        <w:rFonts w:ascii="Wingdings" w:hAnsi="Wingdings" w:hint="default"/>
+        <w:sz w:val="20"/>
+      </w:rPr>
+    </w:lvl>
+    <w:lvl w:ilvl="7" w:tentative="1">
+      <w:start w:val="1"/>
+      <w:numFmt w:val="bullet"/>
+      <w:lvlText w:val=""/>
+      <w:lvlJc w:val="left"/>
+      <w:pPr>
+        <w:tabs>
+          <w:tab w:val="num" w:pos="5760"/>
+        </w:tabs>
+        <w:ind w:left="5760" w:hanging="360"/>
+      </w:pPr>
+      <w:rPr>
+        <w:rFonts w:ascii="Wingdings" w:hAnsi="Wingdings" w:hint="default"/>
+        <w:sz w:val="20"/>
+      </w:rPr>
+    </w:lvl>
+    <w:lvl w:ilvl="8" w:tentative="1">
+      <w:start w:val="1"/>
+      <w:numFmt w:val="bullet"/>
+      <w:lvlText w:val=""/>
+      <w:lvlJc w:val="left"/>
+      <w:pPr>
+        <w:tabs>
+          <w:tab w:val="num" w:pos="6480"/>
+        </w:tabs>
+        <w:ind w:left="6480" w:hanging="360"/>
+      </w:pPr>
+      <w:rPr>
+        <w:rFonts w:ascii="Wingdings" w:hAnsi="Wingdings" w:hint="default"/>
+        <w:sz w:val="20"/>
+      </w:rPr>
+    </w:lvl>
+  </w:abstractNum>
+  <w:abstractNum w:abstractNumId="7" w15:restartNumberingAfterBreak="0">
+    <w:nsid w:val="5F173164"/>
+    <w:multiLevelType w:val="multilevel"/>
+    <w:tmpl w:val="06AC70D2"/>
+    <w:lvl w:ilvl="0">
+      <w:start w:val="1"/>
+      <w:numFmt w:val="bullet"/>
+      <w:lvlText w:val=""/>
+      <w:lvlJc w:val="left"/>
+      <w:pPr>
+        <w:tabs>
+          <w:tab w:val="num" w:pos="720"/>
+        </w:tabs>
+        <w:ind w:left="720" w:hanging="360"/>
+      </w:pPr>
+      <w:rPr>
+        <w:rFonts w:ascii="Symbol" w:hAnsi="Symbol" w:hint="default"/>
+        <w:sz w:val="20"/>
+      </w:rPr>
+    </w:lvl>
+    <w:lvl w:ilvl="1" w:tentative="1">
+      <w:start w:val="1"/>
+      <w:numFmt w:val="bullet"/>
+      <w:lvlText w:val="o"/>
+      <w:lvlJc w:val="left"/>
+      <w:pPr>
+        <w:tabs>
+          <w:tab w:val="num" w:pos="1440"/>
+        </w:tabs>
+        <w:ind w:left="1440" w:hanging="360"/>
+      </w:pPr>
+      <w:rPr>
+        <w:rFonts w:ascii="Courier New" w:hAnsi="Courier New" w:hint="default"/>
+        <w:sz w:val="20"/>
+      </w:rPr>
+    </w:lvl>
+    <w:lvl w:ilvl="2" w:tentative="1">
+      <w:start w:val="1"/>
+      <w:numFmt w:val="bullet"/>
+      <w:lvlText w:val=""/>
+      <w:lvlJc w:val="left"/>
+      <w:pPr>
+        <w:tabs>
+          <w:tab w:val="num" w:pos="2160"/>
+        </w:tabs>
+        <w:ind w:left="2160" w:hanging="360"/>
+      </w:pPr>
+      <w:rPr>
+        <w:rFonts w:ascii="Wingdings" w:hAnsi="Wingdings" w:hint="default"/>
+        <w:sz w:val="20"/>
+      </w:rPr>
+    </w:lvl>
+    <w:lvl w:ilvl="3" w:tentative="1">
+      <w:start w:val="1"/>
+      <w:numFmt w:val="bullet"/>
+      <w:lvlText w:val=""/>
+      <w:lvlJc w:val="left"/>
+      <w:pPr>
+        <w:tabs>
+          <w:tab w:val="num" w:pos="2880"/>
+        </w:tabs>
+        <w:ind w:left="2880" w:hanging="360"/>
+      </w:pPr>
+      <w:rPr>
+        <w:rFonts w:ascii="Wingdings" w:hAnsi="Wingdings" w:hint="default"/>
+        <w:sz w:val="20"/>
+      </w:rPr>
+    </w:lvl>
+    <w:lvl w:ilvl="4" w:tentative="1">
+      <w:start w:val="1"/>
+      <w:numFmt w:val="bullet"/>
+      <w:lvlText w:val=""/>
+      <w:lvlJc w:val="left"/>
+      <w:pPr>
+        <w:tabs>
+          <w:tab w:val="num" w:pos="3600"/>
+        </w:tabs>
+        <w:ind w:left="3600" w:hanging="360"/>
+      </w:pPr>
+      <w:rPr>
+        <w:rFonts w:ascii="Wingdings" w:hAnsi="Wingdings" w:hint="default"/>
+        <w:sz w:val="20"/>
+      </w:rPr>
+    </w:lvl>
+    <w:lvl w:ilvl="5" w:tentative="1">
+      <w:start w:val="1"/>
+      <w:numFmt w:val="bullet"/>
+      <w:lvlText w:val=""/>
+      <w:lvlJc w:val="left"/>
+      <w:pPr>
+        <w:tabs>
+          <w:tab w:val="num" w:pos="4320"/>
+        </w:tabs>
+        <w:ind w:left="4320" w:hanging="360"/>
+      </w:pPr>
+      <w:rPr>
+        <w:rFonts w:ascii="Wingdings" w:hAnsi="Wingdings" w:hint="default"/>
+        <w:sz w:val="20"/>
+      </w:rPr>
+    </w:lvl>
+    <w:lvl w:ilvl="6" w:tentative="1">
+      <w:start w:val="1"/>
+      <w:numFmt w:val="bullet"/>
+      <w:lvlText w:val=""/>
+      <w:lvlJc w:val="left"/>
+      <w:pPr>
+        <w:tabs>
+          <w:tab w:val="num" w:pos="5040"/>
+        </w:tabs>
+        <w:ind w:left="5040" w:hanging="360"/>
+      </w:pPr>
+      <w:rPr>
+        <w:rFonts w:ascii="Wingdings" w:hAnsi="Wingdings" w:hint="default"/>
+        <w:sz w:val="20"/>
+      </w:rPr>
+    </w:lvl>
+    <w:lvl w:ilvl="7" w:tentative="1">
+      <w:start w:val="1"/>
+      <w:numFmt w:val="bullet"/>
+      <w:lvlText w:val=""/>
+      <w:lvlJc w:val="left"/>
+      <w:pPr>
+        <w:tabs>
+          <w:tab w:val="num" w:pos="5760"/>
+        </w:tabs>
+        <w:ind w:left="5760" w:hanging="360"/>
+      </w:pPr>
+      <w:rPr>
+        <w:rFonts w:ascii="Wingdings" w:hAnsi="Wingdings" w:hint="default"/>
+        <w:sz w:val="20"/>
+      </w:rPr>
+    </w:lvl>
+    <w:lvl w:ilvl="8" w:tentative="1">
+      <w:start w:val="1"/>
+      <w:numFmt w:val="bullet"/>
+      <w:lvlText w:val=""/>
+      <w:lvlJc w:val="left"/>
+      <w:pPr>
+        <w:tabs>
+          <w:tab w:val="num" w:pos="6480"/>
+        </w:tabs>
+        <w:ind w:left="6480" w:hanging="360"/>
+      </w:pPr>
+      <w:rPr>
+        <w:rFonts w:ascii="Wingdings" w:hAnsi="Wingdings" w:hint="default"/>
+        <w:sz w:val="20"/>
+      </w:rPr>
+    </w:lvl>
+  </w:abstractNum>
+  <w:num w:numId="1" w16cid:durableId="328677131">
     <w:abstractNumId w:val="2"/>
   </w:num>
-  <w:num w:numId="2" w16cid:durableId="687292803">
+  <w:num w:numId="2" w16cid:durableId="1230456395">
+    <w:abstractNumId w:val="6"/>
+  </w:num>
+  <w:num w:numId="3" w16cid:durableId="1479956776">
+    <w:abstractNumId w:val="0"/>
+  </w:num>
+  <w:num w:numId="4" w16cid:durableId="1104962289">
+    <w:abstractNumId w:val="3"/>
+  </w:num>
+  <w:num w:numId="5" w16cid:durableId="1006132022">
     <w:abstractNumId w:val="1"/>
   </w:num>
-  <w:num w:numId="3" w16cid:durableId="1098794919">
-    <w:abstractNumId w:val="3"/>
+  <w:num w:numId="6" w16cid:durableId="1528569092">
+    <w:abstractNumId w:val="7"/>
   </w:num>
-  <w:num w:numId="4" w16cid:durableId="761340697">
-    <w:abstractNumId w:val="0"/>
+  <w:num w:numId="7" w16cid:durableId="663779404">
+    <w:abstractNumId w:val="4"/>
+  </w:num>
+  <w:num w:numId="8" w16cid:durableId="906763560">
+    <w:abstractNumId w:val="5"/>
   </w:num>
 </w:numbering>
 </file>
@@ -1262,7 +2339,7 @@
     <w:link w:val="Heading1Char"/>
     <w:uiPriority w:val="9"/>
     <w:qFormat/>
-    <w:rsid w:val="00D2739D"/>
+    <w:rsid w:val="00B3152E"/>
     <w:pPr>
       <w:keepNext/>
       <w:keepLines/>
@@ -1285,7 +2362,7 @@
     <w:semiHidden/>
     <w:unhideWhenUsed/>
     <w:qFormat/>
-    <w:rsid w:val="00D2739D"/>
+    <w:rsid w:val="00B3152E"/>
     <w:pPr>
       <w:keepNext/>
       <w:keepLines/>
@@ -1308,7 +2385,7 @@
     <w:semiHidden/>
     <w:unhideWhenUsed/>
     <w:qFormat/>
-    <w:rsid w:val="00D2739D"/>
+    <w:rsid w:val="00B3152E"/>
     <w:pPr>
       <w:keepNext/>
       <w:keepLines/>
@@ -1331,7 +2408,7 @@
     <w:semiHidden/>
     <w:unhideWhenUsed/>
     <w:qFormat/>
-    <w:rsid w:val="00D2739D"/>
+    <w:rsid w:val="00B3152E"/>
     <w:pPr>
       <w:keepNext/>
       <w:keepLines/>
@@ -1354,7 +2431,7 @@
     <w:semiHidden/>
     <w:unhideWhenUsed/>
     <w:qFormat/>
-    <w:rsid w:val="00D2739D"/>
+    <w:rsid w:val="00B3152E"/>
     <w:pPr>
       <w:keepNext/>
       <w:keepLines/>
@@ -1375,7 +2452,7 @@
     <w:semiHidden/>
     <w:unhideWhenUsed/>
     <w:qFormat/>
-    <w:rsid w:val="00D2739D"/>
+    <w:rsid w:val="00B3152E"/>
     <w:pPr>
       <w:keepNext/>
       <w:keepLines/>
@@ -1398,7 +2475,7 @@
     <w:semiHidden/>
     <w:unhideWhenUsed/>
     <w:qFormat/>
-    <w:rsid w:val="00D2739D"/>
+    <w:rsid w:val="00B3152E"/>
     <w:pPr>
       <w:keepNext/>
       <w:keepLines/>
@@ -1419,7 +2496,7 @@
     <w:semiHidden/>
     <w:unhideWhenUsed/>
     <w:qFormat/>
-    <w:rsid w:val="00D2739D"/>
+    <w:rsid w:val="00B3152E"/>
     <w:pPr>
       <w:keepNext/>
       <w:keepLines/>
@@ -1442,7 +2519,7 @@
     <w:semiHidden/>
     <w:unhideWhenUsed/>
     <w:qFormat/>
-    <w:rsid w:val="00D2739D"/>
+    <w:rsid w:val="00B3152E"/>
     <w:pPr>
       <w:keepNext/>
       <w:keepLines/>
@@ -1485,7 +2562,7 @@
     <w:basedOn w:val="DefaultParagraphFont"/>
     <w:link w:val="Heading1"/>
     <w:uiPriority w:val="9"/>
-    <w:rsid w:val="00D2739D"/>
+    <w:rsid w:val="00B3152E"/>
     <w:rPr>
       <w:rFonts w:asciiTheme="majorHAnsi" w:eastAsiaTheme="majorEastAsia" w:hAnsiTheme="majorHAnsi" w:cstheme="majorBidi"/>
       <w:color w:val="2F5496" w:themeColor="accent1" w:themeShade="BF"/>
@@ -1499,7 +2576,7 @@
     <w:link w:val="Heading2"/>
     <w:uiPriority w:val="9"/>
     <w:semiHidden/>
-    <w:rsid w:val="00D2739D"/>
+    <w:rsid w:val="00B3152E"/>
     <w:rPr>
       <w:rFonts w:asciiTheme="majorHAnsi" w:eastAsiaTheme="majorEastAsia" w:hAnsiTheme="majorHAnsi" w:cstheme="majorBidi"/>
       <w:color w:val="2F5496" w:themeColor="accent1" w:themeShade="BF"/>
@@ -1513,7 +2590,7 @@
     <w:link w:val="Heading3"/>
     <w:uiPriority w:val="9"/>
     <w:semiHidden/>
-    <w:rsid w:val="00D2739D"/>
+    <w:rsid w:val="00B3152E"/>
     <w:rPr>
       <w:rFonts w:eastAsiaTheme="majorEastAsia" w:cstheme="majorBidi"/>
       <w:color w:val="2F5496" w:themeColor="accent1" w:themeShade="BF"/>
@@ -1527,7 +2604,7 @@
     <w:link w:val="Heading4"/>
     <w:uiPriority w:val="9"/>
     <w:semiHidden/>
-    <w:rsid w:val="00D2739D"/>
+    <w:rsid w:val="00B3152E"/>
     <w:rPr>
       <w:rFonts w:eastAsiaTheme="majorEastAsia" w:cstheme="majorBidi"/>
       <w:i/>
@@ -1541,7 +2618,7 @@
     <w:link w:val="Heading5"/>
     <w:uiPriority w:val="9"/>
     <w:semiHidden/>
-    <w:rsid w:val="00D2739D"/>
+    <w:rsid w:val="00B3152E"/>
     <w:rPr>
       <w:rFonts w:eastAsiaTheme="majorEastAsia" w:cstheme="majorBidi"/>
       <w:color w:val="2F5496" w:themeColor="accent1" w:themeShade="BF"/>
@@ -1553,7 +2630,7 @@
     <w:link w:val="Heading6"/>
     <w:uiPriority w:val="9"/>
     <w:semiHidden/>
-    <w:rsid w:val="00D2739D"/>
+    <w:rsid w:val="00B3152E"/>
     <w:rPr>
       <w:rFonts w:eastAsiaTheme="majorEastAsia" w:cstheme="majorBidi"/>
       <w:i/>
@@ -1567,7 +2644,7 @@
     <w:link w:val="Heading7"/>
     <w:uiPriority w:val="9"/>
     <w:semiHidden/>
-    <w:rsid w:val="00D2739D"/>
+    <w:rsid w:val="00B3152E"/>
     <w:rPr>
       <w:rFonts w:eastAsiaTheme="majorEastAsia" w:cstheme="majorBidi"/>
       <w:color w:val="595959" w:themeColor="text1" w:themeTint="A6"/>
@@ -1579,7 +2656,7 @@
     <w:link w:val="Heading8"/>
     <w:uiPriority w:val="9"/>
     <w:semiHidden/>
-    <w:rsid w:val="00D2739D"/>
+    <w:rsid w:val="00B3152E"/>
     <w:rPr>
       <w:rFonts w:eastAsiaTheme="majorEastAsia" w:cstheme="majorBidi"/>
       <w:i/>
@@ -1593,7 +2670,7 @@
     <w:link w:val="Heading9"/>
     <w:uiPriority w:val="9"/>
     <w:semiHidden/>
-    <w:rsid w:val="00D2739D"/>
+    <w:rsid w:val="00B3152E"/>
     <w:rPr>
       <w:rFonts w:eastAsiaTheme="majorEastAsia" w:cstheme="majorBidi"/>
       <w:color w:val="272727" w:themeColor="text1" w:themeTint="D8"/>
@@ -1606,7 +2683,7 @@
     <w:link w:val="TitleChar"/>
     <w:uiPriority w:val="10"/>
     <w:qFormat/>
-    <w:rsid w:val="00D2739D"/>
+    <w:rsid w:val="00B3152E"/>
     <w:pPr>
       <w:spacing w:after="80" w:line="240" w:lineRule="auto"/>
       <w:contextualSpacing/>
@@ -1624,7 +2701,7 @@
     <w:basedOn w:val="DefaultParagraphFont"/>
     <w:link w:val="Title"/>
     <w:uiPriority w:val="10"/>
-    <w:rsid w:val="00D2739D"/>
+    <w:rsid w:val="00B3152E"/>
     <w:rPr>
       <w:rFonts w:asciiTheme="majorHAnsi" w:eastAsiaTheme="majorEastAsia" w:hAnsiTheme="majorHAnsi" w:cstheme="majorBidi"/>
       <w:spacing w:val="-10"/>
@@ -1640,7 +2717,7 @@
     <w:link w:val="SubtitleChar"/>
     <w:uiPriority w:val="11"/>
     <w:qFormat/>
-    <w:rsid w:val="00D2739D"/>
+    <w:rsid w:val="00B3152E"/>
     <w:pPr>
       <w:numPr>
         <w:ilvl w:val="1"/>
@@ -1659,7 +2736,7 @@
     <w:basedOn w:val="DefaultParagraphFont"/>
     <w:link w:val="Subtitle"/>
     <w:uiPriority w:val="11"/>
-    <w:rsid w:val="00D2739D"/>
+    <w:rsid w:val="00B3152E"/>
     <w:rPr>
       <w:rFonts w:eastAsiaTheme="majorEastAsia" w:cstheme="majorBidi"/>
       <w:color w:val="595959" w:themeColor="text1" w:themeTint="A6"/>
@@ -1675,7 +2752,7 @@
     <w:link w:val="QuoteChar"/>
     <w:uiPriority w:val="29"/>
     <w:qFormat/>
-    <w:rsid w:val="00D2739D"/>
+    <w:rsid w:val="00B3152E"/>
     <w:pPr>
       <w:spacing w:before="160"/>
       <w:jc w:val="center"/>
@@ -1691,7 +2768,7 @@
     <w:basedOn w:val="DefaultParagraphFont"/>
     <w:link w:val="Quote"/>
     <w:uiPriority w:val="29"/>
-    <w:rsid w:val="00D2739D"/>
+    <w:rsid w:val="00B3152E"/>
     <w:rPr>
       <w:i/>
       <w:iCs/>
@@ -1703,7 +2780,7 @@
     <w:basedOn w:val="Normal"/>
     <w:uiPriority w:val="34"/>
     <w:qFormat/>
-    <w:rsid w:val="00D2739D"/>
+    <w:rsid w:val="00B3152E"/>
     <w:pPr>
       <w:ind w:left="720"/>
       <w:contextualSpacing/>
@@ -1714,7 +2791,7 @@
     <w:basedOn w:val="DefaultParagraphFont"/>
     <w:uiPriority w:val="21"/>
     <w:qFormat/>
-    <w:rsid w:val="00D2739D"/>
+    <w:rsid w:val="00B3152E"/>
     <w:rPr>
       <w:i/>
       <w:iCs/>
@@ -1728,7 +2805,7 @@
     <w:link w:val="IntenseQuoteChar"/>
     <w:uiPriority w:val="30"/>
     <w:qFormat/>
-    <w:rsid w:val="00D2739D"/>
+    <w:rsid w:val="00B3152E"/>
     <w:pPr>
       <w:pBdr>
         <w:top w:val="single" w:sz="4" w:space="10" w:color="2F5496" w:themeColor="accent1" w:themeShade="BF"/>
@@ -1749,7 +2826,7 @@
     <w:basedOn w:val="DefaultParagraphFont"/>
     <w:link w:val="IntenseQuote"/>
     <w:uiPriority w:val="30"/>
-    <w:rsid w:val="00D2739D"/>
+    <w:rsid w:val="00B3152E"/>
     <w:rPr>
       <w:i/>
       <w:iCs/>
@@ -1761,7 +2838,7 @@
     <w:basedOn w:val="DefaultParagraphFont"/>
     <w:uiPriority w:val="32"/>
     <w:qFormat/>
-    <w:rsid w:val="00D2739D"/>
+    <w:rsid w:val="00B3152E"/>
     <w:rPr>
       <w:b/>
       <w:bCs/>
